--- a/zht/docx/33.content.docx
+++ b/zht/docx/33.content.docx
@@ -136,13 +136,6 @@
         <w:rPr>
           <w:lang w:val="zh_TW" w:bidi="zh_TW"/>
         </w:rPr>
-      </w:r>
-      <w:r>
-        <w:rPr>
-          <w:i/>
-          <w:lang w:val="zh_TW" w:bidi="zh_TW"/>
-        </w:rPr>
-        <w:t>彌迦書 1:1, 彌迦書 1:3, 彌迦書 1:5, 彌迦書 1:7, 彌迦書 1:8, 彌迦書 1:11, 彌迦書 1:13, 彌迦書 1:16, 彌迦書 2:1, 彌迦書 2:4–5, 彌迦書 2:8, 彌迦書 2:10, 彌迦書 2:12, 彌迦書 3:3, 彌迦書 3:4, 彌迦書 3:6, 彌迦書 3:11, 彌迦書 4:1, 彌迦書 4:2, 彌迦書 4:5, 彌迦書 4:6, 彌迦書 4:10, 彌迦書 4:12, 彌迦書 4:13, 彌迦書 5:1, 彌迦書 5:3, 彌迦書 5:4, 彌迦書 5:7, 彌迦書 5:9, 彌迦書 5:15, 彌迦書 6:2, 彌迦書 6:3, 彌迦書 6:8, 彌迦書 6:12, 彌迦書 6:13, 彌迦書 6:16, 彌迦書 7:2, 彌迦書 7:4, 彌迦書 7:6, 彌迦書 7:8, 彌迦書 7:9, 彌迦書 7:10, 彌迦書 7:11–12, 彌迦書 7:14, 彌迦書 7:15, 彌迦書 7:16, 彌迦書 7:17, 彌迦書 7:18, 彌迦書 7:19</w:t>
       </w:r>
       <w:r>
         <w:rPr>

--- a/zht/docx/33.content.docx
+++ b/zht/docx/33.content.docx
@@ -123,19 +123,6 @@
           <w:lang w:val="zh_TW" w:bidi="zh_TW"/>
         </w:rPr>
         <w:t>MIC</w:t>
-      </w:r>
-      <w:r>
-        <w:rPr>
-          <w:lang w:val="zh_TW" w:bidi="zh_TW"/>
-        </w:rPr>
-      </w:r>
-    </w:p>
-    <w:p>
-      <w:pPr/>
-      <w:r>
-        <w:rPr>
-          <w:lang w:val="zh_TW" w:bidi="zh_TW"/>
-        </w:rPr>
       </w:r>
       <w:r>
         <w:rPr>

--- a/zht/docx/33.content.docx
+++ b/zht/docx/33.content.docx
@@ -19,7 +19,7 @@
         <w:rPr>
           <w:lang w:val="zh_TW" w:bidi="zh_TW"/>
         </w:rPr>
-        <w:t>Resource: 翻譯問題 (unfoldingWord)</w:t>
+        <w:t>Resource: unfoldingWord® Translation Questions</w:t>
       </w:r>
       <w:r>
         <w:rPr>
@@ -85,7 +85,7 @@
         <w:rPr>
           <w:lang w:val="zh_TW" w:bidi="zh_TW"/>
         </w:rPr>
-        <w:t>翻譯問題 (unfoldingWord)</w:t>
+        <w:t>unfoldingWord® Translation Questions</w:t>
       </w:r>
     </w:p>
     <w:p>
